--- a/btvn4.docx
+++ b/btvn4.docx
@@ -7,6 +7,9 @@
         <w:pStyle w:val="Heading3"/>
       </w:pPr>
       <w:r>
+        <w:rPr>
+          <w:noProof/>
+        </w:rPr>
         <w:drawing>
           <wp:inline distT="0" distB="0" distL="0" distR="0" wp14:anchorId="46A51455" wp14:editId="00E52FDE">
             <wp:extent cx="4159464" cy="5054860"/>
@@ -534,6 +537,9 @@
       </w:tr>
     </w:tbl>
     <w:p>
+      <w:r>
+        <w:t>https://www.figma.com/design/i0lBmBbYIZNmUH8fAcCjT6/Untitled?node-id=0-1&amp;t=Pf8f7WeLF1i7ULuM-0</w:t>
+      </w:r>
       <w:bookmarkStart w:id="0" w:name="_GoBack"/>
       <w:bookmarkEnd w:id="0"/>
     </w:p>
